--- a/docx/05_Pricing_Unit_Economics.docx
+++ b/docx/05_Pricing_Unit_Economics.docx
@@ -1187,7 +1187,7 @@
           <w:sz w:val="21"/>
           <w:szCs w:val="21"/>
         </w:rPr>
-        <w:t xml:space="preserve">Per Doc 2, Section 3.3, each customer message triggers up to four model calls in the LangGraph pipeline: intent classification, response generation (Haiku for ~85% of turns, Sonnet for the harder ~15%), and a self-check. Using Anthropic's published per-token pricing:</w:t>
+        <w:t xml:space="preserve">Per Doc 2, Section 3.3, each customer message triggers up to four model calls in the LangGraph pipeline: intent classification, response generation (Haiku for ~85% of turns, Sonnet for the harder ~15%), and a self-check. Using Anthropic's standard published per-token pricing (Sonnet 5's introductory $2/$10 rate expired August 31, 2026; the figures below use its standard $3/$15 rate, so this is the number to build against going forward):</w:t>
       </w:r>
     </w:p>
     <w:tbl>
@@ -1393,7 +1393,7 @@
                 <w:sz w:val="19"/>
                 <w:szCs w:val="19"/>
               </w:rPr>
-              <w:t xml:space="preserve">$2.00 / million tokens</w:t>
+              <w:t xml:space="preserve">$3.00 / million tokens</w:t>
             </w:r>
           </w:p>
         </w:tc>
@@ -1415,7 +1415,7 @@
                 <w:sz w:val="19"/>
                 <w:szCs w:val="19"/>
               </w:rPr>
-              <w:t xml:space="preserve">$10.00 / million tokens</w:t>
+              <w:t xml:space="preserve">$15.00 / million tokens</w:t>
             </w:r>
           </w:p>
         </w:tc>
@@ -1805,7 +1805,7 @@
                 <w:sz w:val="19"/>
                 <w:szCs w:val="19"/>
               </w:rPr>
-              <w:t xml:space="preserve">$0.0023</w:t>
+              <w:t xml:space="preserve">$0.0026</w:t>
             </w:r>
           </w:p>
         </w:tc>
@@ -1895,7 +1895,7 @@
                 <w:sz w:val="19"/>
                 <w:szCs w:val="19"/>
               </w:rPr>
-              <w:t xml:space="preserve">≈ $0.003 per customer message</w:t>
+              <w:t xml:space="preserve">≈ $0.00325 per customer message</w:t>
             </w:r>
           </w:p>
         </w:tc>
@@ -1929,7 +1929,7 @@
           <w:sz w:val="21"/>
           <w:szCs w:val="21"/>
         </w:rPr>
-        <w:t xml:space="preserve"> on a cache hit, which typically pulls the real blended cost below the $0.003 figure used here — meaning the numbers in this document understate the actual margin.</w:t>
+        <w:t xml:space="preserve"> on a cache hit, which typically pulls the real blended cost below the $0.00325 figure used here — meaning the numbers in this document understate the actual margin.</w:t>
       </w:r>
     </w:p>
     <w:p>
@@ -2410,7 +2410,7 @@
                 <w:sz w:val="19"/>
                 <w:szCs w:val="19"/>
               </w:rPr>
-              <w:t xml:space="preserve">$1.20</w:t>
+              <w:t xml:space="preserve">$1.30</w:t>
             </w:r>
           </w:p>
         </w:tc>
@@ -2432,7 +2432,7 @@
                 <w:sz w:val="19"/>
                 <w:szCs w:val="19"/>
               </w:rPr>
-              <w:t xml:space="preserve">$4.50</w:t>
+              <w:t xml:space="preserve">$4.88</w:t>
             </w:r>
           </w:p>
         </w:tc>
@@ -2454,7 +2454,7 @@
                 <w:sz w:val="19"/>
                 <w:szCs w:val="19"/>
               </w:rPr>
-              <w:t xml:space="preserve">$15.00</w:t>
+              <w:t xml:space="preserve">$16.25</w:t>
             </w:r>
           </w:p>
         </w:tc>
@@ -2770,7 +2770,7 @@
                 <w:sz w:val="19"/>
                 <w:szCs w:val="19"/>
               </w:rPr>
-              <w:t xml:space="preserve">$2.42</w:t>
+              <w:t xml:space="preserve">$2.52</w:t>
             </w:r>
           </w:p>
         </w:tc>
@@ -2792,7 +2792,7 @@
                 <w:sz w:val="19"/>
                 <w:szCs w:val="19"/>
               </w:rPr>
-              <w:t xml:space="preserve">$6.81</w:t>
+              <w:t xml:space="preserve">$7.19</w:t>
             </w:r>
           </w:p>
         </w:tc>
@@ -2814,7 +2814,7 @@
                 <w:sz w:val="19"/>
                 <w:szCs w:val="19"/>
               </w:rPr>
-              <w:t xml:space="preserve">$19.15</w:t>
+              <w:t xml:space="preserve">$20.40</w:t>
             </w:r>
           </w:p>
         </w:tc>
@@ -2860,7 +2860,7 @@
                 <w:sz w:val="19"/>
                 <w:szCs w:val="19"/>
               </w:rPr>
-              <w:t xml:space="preserve">$11.68</w:t>
+              <w:t xml:space="preserve">$11.58</w:t>
             </w:r>
           </w:p>
         </w:tc>
@@ -2882,7 +2882,7 @@
                 <w:sz w:val="19"/>
                 <w:szCs w:val="19"/>
               </w:rPr>
-              <w:t xml:space="preserve">$28.44</w:t>
+              <w:t xml:space="preserve">$28.06</w:t>
             </w:r>
           </w:p>
         </w:tc>
@@ -2904,7 +2904,7 @@
                 <w:sz w:val="19"/>
                 <w:szCs w:val="19"/>
               </w:rPr>
-              <w:t xml:space="preserve">$44.30</w:t>
+              <w:t xml:space="preserve">$43.05</w:t>
             </w:r>
           </w:p>
         </w:tc>
@@ -2950,7 +2950,7 @@
                 <w:sz w:val="19"/>
                 <w:szCs w:val="19"/>
               </w:rPr>
-              <w:t xml:space="preserve">≈ 83%</w:t>
+              <w:t xml:space="preserve">≈ 82%</w:t>
             </w:r>
           </w:p>
         </w:tc>
@@ -2972,7 +2972,7 @@
                 <w:sz w:val="19"/>
                 <w:szCs w:val="19"/>
               </w:rPr>
-              <w:t xml:space="preserve">≈ 81%</w:t>
+              <w:t xml:space="preserve">≈ 80%</w:t>
             </w:r>
           </w:p>
         </w:tc>
@@ -2994,7 +2994,7 @@
                 <w:sz w:val="19"/>
                 <w:szCs w:val="19"/>
               </w:rPr>
-              <w:t xml:space="preserve">≈ 70%</w:t>
+              <w:t xml:space="preserve">≈ 68%</w:t>
             </w:r>
           </w:p>
         </w:tc>
@@ -3228,7 +3228,7 @@
                 <w:sz w:val="19"/>
                 <w:szCs w:val="19"/>
               </w:rPr>
-              <w:t xml:space="preserve">$11.68</w:t>
+              <w:t xml:space="preserve">$11.58</w:t>
             </w:r>
           </w:p>
         </w:tc>
@@ -3250,7 +3250,7 @@
                 <w:sz w:val="19"/>
                 <w:szCs w:val="19"/>
               </w:rPr>
-              <w:t xml:space="preserve">$7.01</w:t>
+              <w:t xml:space="preserve">$6.95</w:t>
             </w:r>
           </w:p>
         </w:tc>
@@ -3318,7 +3318,7 @@
                 <w:sz w:val="19"/>
                 <w:szCs w:val="19"/>
               </w:rPr>
-              <w:t xml:space="preserve">$28.44</w:t>
+              <w:t xml:space="preserve">$28.06</w:t>
             </w:r>
           </w:p>
         </w:tc>
@@ -3340,7 +3340,7 @@
                 <w:sz w:val="19"/>
                 <w:szCs w:val="19"/>
               </w:rPr>
-              <w:t xml:space="preserve">$8.53</w:t>
+              <w:t xml:space="preserve">$8.42</w:t>
             </w:r>
           </w:p>
         </w:tc>
@@ -3408,7 +3408,7 @@
                 <w:sz w:val="19"/>
                 <w:szCs w:val="19"/>
               </w:rPr>
-              <w:t xml:space="preserve">$44.30</w:t>
+              <w:t xml:space="preserve">$43.05</w:t>
             </w:r>
           </w:p>
         </w:tc>
@@ -3430,7 +3430,7 @@
                 <w:sz w:val="19"/>
                 <w:szCs w:val="19"/>
               </w:rPr>
-              <w:t xml:space="preserve">$4.43</w:t>
+              <w:t xml:space="preserve">$4.31</w:t>
             </w:r>
           </w:p>
         </w:tc>
@@ -3520,7 +3520,7 @@
                 <w:sz w:val="19"/>
                 <w:szCs w:val="19"/>
               </w:rPr>
-              <w:t xml:space="preserve">≈ $19.97</w:t>
+              <w:t xml:space="preserve">≈ $19.68</w:t>
             </w:r>
           </w:p>
         </w:tc>
@@ -3577,7 +3577,7 @@
                 <w:sz w:val="21"/>
                 <w:szCs w:val="21"/>
               </w:rPr>
-              <w:t xml:space="preserve">$220 fixed cost ÷ ≈ $20 blended contribution margin per customer ≈ 11 paying customers to cover the fixed platform cost.</w:t>
+              <w:t xml:space="preserve">$220 fixed cost ÷ ≈ $20 blended contribution margin per customer ≈ 12 paying customers to cover the fixed platform cost.</w:t>
             </w:r>
           </w:p>
           <w:p>
@@ -4136,7 +4136,7 @@
           <w:sz w:val="21"/>
           <w:szCs w:val="21"/>
         </w:rPr>
-        <w:t xml:space="preserve">Section 4 shows an ≈83% contribution margin on the Starter tier even at full cap usage. That's only possible because, for this specific use case, the two cost lines that usually make cheap AI products unprofitable — expensive per-message platform fees and expensive frontier-model calls — are both structurally small here: Meta's core messaging is free by design (Section 3.2) and a classification/self-check pipeline lets most turns run on the cheap model (Section 3.1).</w:t>
+        <w:t xml:space="preserve">Section 4 shows an ≈82% contribution margin on the Starter tier even at full cap usage. That's only possible because, for this specific use case, the two cost lines that usually make cheap AI products unprofitable — expensive per-message platform fees and expensive frontier-model calls — are both structurally small here: Meta's core messaging is free by design (Section 3.2) and a classification/self-check pipeline lets most turns run on the cheap model (Section 3.1).</w:t>
       </w:r>
     </w:p>
     <w:p>

--- a/docx/05_Pricing_Unit_Economics.docx
+++ b/docx/05_Pricing_Unit_Economics.docx
@@ -495,12 +495,7 @@
           </w:tcPr>
           <w:p>
             <w:r>
-              <w:rPr>
-                <w:color w:val="262626"/>
-                <w:sz w:val="19"/>
-                <w:szCs w:val="19"/>
-              </w:rPr>
-              <w:t xml:space="preserve">Channels</w:t>
+              <w:t>Channels</w:t>
             </w:r>
           </w:p>
         </w:tc>
@@ -517,12 +512,7 @@
           </w:tcPr>
           <w:p>
             <w:r>
-              <w:rPr>
-                <w:color w:val="262626"/>
-                <w:sz w:val="19"/>
-                <w:szCs w:val="19"/>
-              </w:rPr>
-              <w:t xml:space="preserve">Instagram + WhatsApp + Messenger (all three)</w:t>
+              <w:t>WhatsApp only</w:t>
             </w:r>
           </w:p>
         </w:tc>
@@ -539,12 +529,7 @@
           </w:tcPr>
           <w:p>
             <w:r>
-              <w:rPr>
-                <w:color w:val="262626"/>
-                <w:sz w:val="19"/>
-                <w:szCs w:val="19"/>
-              </w:rPr>
-              <w:t xml:space="preserve">All three</w:t>
+              <w:t>+ Messenger</w:t>
             </w:r>
           </w:p>
         </w:tc>
@@ -561,12 +546,7 @@
           </w:tcPr>
           <w:p>
             <w:r>
-              <w:rPr>
-                <w:color w:val="262626"/>
-                <w:sz w:val="19"/>
-                <w:szCs w:val="19"/>
-              </w:rPr>
-              <w:t xml:space="preserve">All three</w:t>
+              <w:t>+ Instagram (all three)</w:t>
             </w:r>
           </w:p>
         </w:tc>
@@ -1421,6 +1401,11 @@
         </w:tc>
       </w:tr>
     </w:tbl>
+    <w:p>
+      <w:r>
+        <w:t>Revised against real production data (2026-09-06/07). The table below was originally built on assumed token counts before this product had any real traffic. Two live-traffic studies since then — 8 conversations on 2026-09-06, plus a 12-message conversation on 2026-09-07, both cost-logged per API call via billing/cost_tracking.py's ApiCallLog table — measured every single-turn message at $0.0045–$0.0052, 40–55% above the original $0.00325 estimate. The gap is almost entirely self_check: its real prompt (conversation history, retrieved context, the delivery estimate when present, and the draft itself) runs roughly 6x heavier than assumed, not the LLM's per-token price, which is unchanged. generate_response's original estimate held up reasonably well by comparison.</w:t>
+      </w:r>
+    </w:p>
     <w:tbl>
       <w:tblPr>
         <w:tblW w:type="dxa" w:w="9320"/>
@@ -1554,12 +1539,7 @@
           </w:tcPr>
           <w:p>
             <w:r>
-              <w:rPr>
-                <w:color w:val="262626"/>
-                <w:sz w:val="19"/>
-                <w:szCs w:val="19"/>
-              </w:rPr>
-              <w:t xml:space="preserve">classify_intent</w:t>
+              <w:t>classify_intent</w:t>
             </w:r>
           </w:p>
         </w:tc>
@@ -1576,12 +1556,7 @@
           </w:tcPr>
           <w:p>
             <w:r>
-              <w:rPr>
-                <w:color w:val="262626"/>
-                <w:sz w:val="19"/>
-                <w:szCs w:val="19"/>
-              </w:rPr>
-              <w:t xml:space="preserve">Haiku</w:t>
+              <w:t>Haiku</w:t>
             </w:r>
           </w:p>
         </w:tc>
@@ -1598,12 +1573,7 @@
           </w:tcPr>
           <w:p>
             <w:r>
-              <w:rPr>
-                <w:color w:val="262626"/>
-                <w:sz w:val="19"/>
-                <w:szCs w:val="19"/>
-              </w:rPr>
-              <w:t xml:space="preserve">200 / 20</w:t>
+              <w:t>~700 / 20 (was assumed at 200)</w:t>
             </w:r>
           </w:p>
         </w:tc>
@@ -1620,12 +1590,7 @@
           </w:tcPr>
           <w:p>
             <w:r>
-              <w:rPr>
-                <w:color w:val="262626"/>
-                <w:sz w:val="19"/>
-                <w:szCs w:val="19"/>
-              </w:rPr>
-              <w:t xml:space="preserve">$0.0003</w:t>
+              <w:t>≈ $0.0008</w:t>
             </w:r>
           </w:p>
         </w:tc>
@@ -1644,12 +1609,7 @@
           </w:tcPr>
           <w:p>
             <w:r>
-              <w:rPr>
-                <w:color w:val="262626"/>
-                <w:sz w:val="19"/>
-                <w:szCs w:val="19"/>
-              </w:rPr>
-              <w:t xml:space="preserve">self_check</w:t>
+              <w:t>self_check</w:t>
             </w:r>
           </w:p>
         </w:tc>
@@ -1666,12 +1626,7 @@
           </w:tcPr>
           <w:p>
             <w:r>
-              <w:rPr>
-                <w:color w:val="262626"/>
-                <w:sz w:val="19"/>
-                <w:szCs w:val="19"/>
-              </w:rPr>
-              <w:t xml:space="preserve">Haiku</w:t>
+              <w:t>Haiku</w:t>
             </w:r>
           </w:p>
         </w:tc>
@@ -1688,12 +1643,7 @@
           </w:tcPr>
           <w:p>
             <w:r>
-              <w:rPr>
-                <w:color w:val="262626"/>
-                <w:sz w:val="19"/>
-                <w:szCs w:val="19"/>
-              </w:rPr>
-              <w:t xml:space="preserve">250 / 20</w:t>
+              <w:t>~1,500 / 20 (was assumed at 250)</w:t>
             </w:r>
           </w:p>
         </w:tc>
@@ -1710,12 +1660,7 @@
           </w:tcPr>
           <w:p>
             <w:r>
-              <w:rPr>
-                <w:color w:val="262626"/>
-                <w:sz w:val="19"/>
-                <w:szCs w:val="19"/>
-              </w:rPr>
-              <w:t xml:space="preserve">$0.00035</w:t>
+              <w:t>≈ $0.0016</w:t>
             </w:r>
           </w:p>
         </w:tc>
@@ -1734,12 +1679,7 @@
           </w:tcPr>
           <w:p>
             <w:r>
-              <w:rPr>
-                <w:color w:val="262626"/>
-                <w:sz w:val="19"/>
-                <w:szCs w:val="19"/>
-              </w:rPr>
-              <w:t xml:space="preserve">generate_response</w:t>
+              <w:t>generate_response</w:t>
             </w:r>
           </w:p>
         </w:tc>
@@ -1756,12 +1696,7 @@
           </w:tcPr>
           <w:p>
             <w:r>
-              <w:rPr>
-                <w:color w:val="262626"/>
-                <w:sz w:val="19"/>
-                <w:szCs w:val="19"/>
-              </w:rPr>
-              <w:t xml:space="preserve">Haiku (85%) / Sonnet (15%) blended</w:t>
+              <w:t>Haiku — real data so far</w:t>
             </w:r>
           </w:p>
         </w:tc>
@@ -1778,12 +1713,7 @@
           </w:tcPr>
           <w:p>
             <w:r>
-              <w:rPr>
-                <w:color w:val="262626"/>
-                <w:sz w:val="19"/>
-                <w:szCs w:val="19"/>
-              </w:rPr>
-              <w:t xml:space="preserve">1,500 / 100</w:t>
+              <w:t>1,500 / 100</w:t>
             </w:r>
           </w:p>
         </w:tc>
@@ -1800,12 +1730,7 @@
           </w:tcPr>
           <w:p>
             <w:r>
-              <w:rPr>
-                <w:color w:val="262626"/>
-                <w:sz w:val="19"/>
-                <w:szCs w:val="19"/>
-              </w:rPr>
-              <w:t xml:space="preserve">$0.0026</w:t>
+              <w:t>≈ $0.0028</w:t>
             </w:r>
           </w:p>
         </w:tc>
@@ -1824,12 +1749,7 @@
           </w:tcPr>
           <w:p>
             <w:r>
-              <w:rPr>
-                <w:color w:val="262626"/>
-                <w:sz w:val="19"/>
-                <w:szCs w:val="19"/>
-              </w:rPr>
-              <w:t xml:space="preserve">Total (blended)</w:t>
+              <w:t>Total, Haiku-path (real, observed)</w:t>
             </w:r>
           </w:p>
         </w:tc>
@@ -1846,12 +1766,7 @@
           </w:tcPr>
           <w:p>
             <w:r>
-              <w:rPr>
-                <w:color w:val="262626"/>
-                <w:sz w:val="19"/>
-                <w:szCs w:val="19"/>
-              </w:rPr>
-              <w:t xml:space="preserve">—</w:t>
+              <w:t>—</w:t>
             </w:r>
           </w:p>
         </w:tc>
@@ -1868,12 +1783,7 @@
           </w:tcPr>
           <w:p>
             <w:r>
-              <w:rPr>
-                <w:color w:val="262626"/>
-                <w:sz w:val="19"/>
-                <w:szCs w:val="19"/>
-              </w:rPr>
-              <w:t xml:space="preserve">—</w:t>
+              <w:t>—</w:t>
             </w:r>
           </w:p>
         </w:tc>
@@ -1890,12 +1800,7 @@
           </w:tcPr>
           <w:p>
             <w:r>
-              <w:rPr>
-                <w:color w:val="262626"/>
-                <w:sz w:val="19"/>
-                <w:szCs w:val="19"/>
-              </w:rPr>
-              <w:t xml:space="preserve">≈ $0.00325 per customer message</w:t>
+              <w:t>$0.0045–$0.0052 per customer message</w:t>
             </w:r>
           </w:p>
         </w:tc>
@@ -1906,30 +1811,7 @@
         <w:spacing w:after="160" w:line="276"/>
       </w:pPr>
       <w:r>
-        <w:rPr>
-          <w:color w:val="262626"/>
-          <w:sz w:val="21"/>
-          <w:szCs w:val="21"/>
-        </w:rPr>
-        <w:t xml:space="preserve">This is a conservative, uncached estimate. In practice, prompt caching (Doc 2, Section 3.3) reuses the system prompt and knowledge-base context across turns in the same conversation at </w:t>
-      </w:r>
-      <w:r>
-        <w:rPr>
-          <w:b/>
-          <w:bCs/>
-          <w:color w:val="262626"/>
-          <w:sz w:val="21"/>
-          <w:szCs w:val="21"/>
-        </w:rPr>
-        <w:t xml:space="preserve">10% of the normal input price</w:t>
-      </w:r>
-      <w:r>
-        <w:rPr>
-          <w:color w:val="262626"/>
-          <w:sz w:val="21"/>
-          <w:szCs w:val="21"/>
-        </w:rPr>
-        <w:t xml:space="preserve"> on a cache hit, which typically pulls the real blended cost below the $0.00325 figure used here — meaning the numbers in this document understate the actual margin.</w:t>
+        <w:t>Both live studies stayed entirely on the Haiku path — neither has yet produced a single message genuinely ambiguous/complex enough to route to Sonnet, so the 85%/15% Haiku/Sonnet split above is still a planning assumption, not something real data has validated either way. Section 4 below uses $0.0052 (the upper end of the real observed range) as the per-message figure, consistent with this document's own worst-case convention (Section 4's intro). Prompt caching (Doc 2, Section 3.3) still applies on top of this at 10% of normal input price on a cache hit — not yet isolated in the real numbers above, so actual costs may run a little below $0.0052 once caching's effect is measured directly.</w:t>
       </w:r>
     </w:p>
     <w:p>
@@ -2215,6 +2097,35 @@
           <w:szCs w:val="21"/>
         </w:rPr>
         <w:t xml:space="preserve">Hosting, the Postgres+pgvector database, the queue, and observability tooling (Doc 2, Section 6) are a shared, largely fixed monthly cost that gets cheaper per customer as the customer base grows — the normal SaaS pattern. At pilot scale this is estimated at roughly $200/month total, growing gradually (not linearly) with usage. A small marginal per-tenant allocation (storage, compute) is included in the tables below for completeness.</w:t>
+      </w:r>
+    </w:p>
+    <w:p>
+      <w:pPr>
+        <w:pStyle w:val="Heading2"/>
+      </w:pPr>
+      <w:r>
+        <w:t>3.5 Google Maps / distance-estimation cost (built and live — not yet in Section 4)</w:t>
+      </w:r>
+    </w:p>
+    <w:p>
+      <w:r>
+        <w:t>Doc 1, Section 9 and Doc 2, Section 9's planned delivery-time estimation is now built and live (the estimate_delivery pipeline step, using Google's Routes API "Compute Route Matrix Pro" tier). Its per-call price is now known and confirmed from a real production call, cost-logged the same way as the LLM calls in Section 3.1: $10.00 per 1,000 elements = $0.01 per call. This only fires for place_order messages that include a delivery address (not every customer message needs one), still excluded from Section 4's per-tier tables below — what's still missing is a real, observed call-volume-per-customer rate (what fraction of a tier's monthly messages are actually order-placement messages that trigger this call), not the per-call price itself. Before folding this into Section 4:</w:t>
+      </w:r>
+    </w:p>
+    <w:p>
+      <w:pPr>
+        <w:pStyle w:val="ListParagraph"/>
+      </w:pPr>
+      <w:r>
+        <w:t>Gather enough live order volume to estimate that rate with real data, the same way Section 3.1's LLM figures were revised — not an assumed fraction.</w:t>
+      </w:r>
+    </w:p>
+    <w:p>
+      <w:pPr>
+        <w:pStyle w:val="ListParagraph"/>
+      </w:pPr>
+      <w:r>
+        <w:t>Re-run Section 4's unit economics with this added as a new line once that rate exists.</w:t>
       </w:r>
     </w:p>
     <w:p>
@@ -2383,12 +2294,7 @@
           </w:tcPr>
           <w:p>
             <w:r>
-              <w:rPr>
-                <w:color w:val="262626"/>
-                <w:sz w:val="19"/>
-                <w:szCs w:val="19"/>
-              </w:rPr>
-              <w:t xml:space="preserve">LLM cost</w:t>
+              <w:t>LLM cost (at $0.0052/msg, real observed)</w:t>
             </w:r>
           </w:p>
         </w:tc>
@@ -2405,12 +2311,7 @@
           </w:tcPr>
           <w:p>
             <w:r>
-              <w:rPr>
-                <w:color w:val="262626"/>
-                <w:sz w:val="19"/>
-                <w:szCs w:val="19"/>
-              </w:rPr>
-              <w:t xml:space="preserve">$1.30</w:t>
+              <w:t>$2.08</w:t>
             </w:r>
           </w:p>
         </w:tc>
@@ -2427,12 +2328,7 @@
           </w:tcPr>
           <w:p>
             <w:r>
-              <w:rPr>
-                <w:color w:val="262626"/>
-                <w:sz w:val="19"/>
-                <w:szCs w:val="19"/>
-              </w:rPr>
-              <w:t xml:space="preserve">$4.88</w:t>
+              <w:t>$7.80</w:t>
             </w:r>
           </w:p>
         </w:tc>
@@ -2449,12 +2345,7 @@
           </w:tcPr>
           <w:p>
             <w:r>
-              <w:rPr>
-                <w:color w:val="262626"/>
-                <w:sz w:val="19"/>
-                <w:szCs w:val="19"/>
-              </w:rPr>
-              <w:t xml:space="preserve">$16.25</w:t>
+              <w:t>$26.00</w:t>
             </w:r>
           </w:p>
         </w:tc>
@@ -2743,12 +2634,7 @@
           </w:tcPr>
           <w:p>
             <w:r>
-              <w:rPr>
-                <w:color w:val="262626"/>
-                <w:sz w:val="19"/>
-                <w:szCs w:val="19"/>
-              </w:rPr>
-              <w:t xml:space="preserve">Total variable cost</w:t>
+              <w:t>Total variable cost</w:t>
             </w:r>
           </w:p>
         </w:tc>
@@ -2765,12 +2651,7 @@
           </w:tcPr>
           <w:p>
             <w:r>
-              <w:rPr>
-                <w:color w:val="262626"/>
-                <w:sz w:val="19"/>
-                <w:szCs w:val="19"/>
-              </w:rPr>
-              <w:t xml:space="preserve">$2.52</w:t>
+              <w:t>$3.30</w:t>
             </w:r>
           </w:p>
         </w:tc>
@@ -2787,12 +2668,7 @@
           </w:tcPr>
           <w:p>
             <w:r>
-              <w:rPr>
-                <w:color w:val="262626"/>
-                <w:sz w:val="19"/>
-                <w:szCs w:val="19"/>
-              </w:rPr>
-              <w:t xml:space="preserve">$7.19</w:t>
+              <w:t>$10.11</w:t>
             </w:r>
           </w:p>
         </w:tc>
@@ -2809,12 +2685,7 @@
           </w:tcPr>
           <w:p>
             <w:r>
-              <w:rPr>
-                <w:color w:val="262626"/>
-                <w:sz w:val="19"/>
-                <w:szCs w:val="19"/>
-              </w:rPr>
-              <w:t xml:space="preserve">$20.40</w:t>
+              <w:t>$30.15</w:t>
             </w:r>
           </w:p>
         </w:tc>
@@ -2833,12 +2704,7 @@
           </w:tcPr>
           <w:p>
             <w:r>
-              <w:rPr>
-                <w:color w:val="262626"/>
-                <w:sz w:val="19"/>
-                <w:szCs w:val="19"/>
-              </w:rPr>
-              <w:t xml:space="preserve">Contribution margin</w:t>
+              <w:t>Contribution margin</w:t>
             </w:r>
           </w:p>
         </w:tc>
@@ -2855,12 +2721,7 @@
           </w:tcPr>
           <w:p>
             <w:r>
-              <w:rPr>
-                <w:color w:val="262626"/>
-                <w:sz w:val="19"/>
-                <w:szCs w:val="19"/>
-              </w:rPr>
-              <w:t xml:space="preserve">$11.58</w:t>
+              <w:t>$10.80</w:t>
             </w:r>
           </w:p>
         </w:tc>
@@ -2877,12 +2738,7 @@
           </w:tcPr>
           <w:p>
             <w:r>
-              <w:rPr>
-                <w:color w:val="262626"/>
-                <w:sz w:val="19"/>
-                <w:szCs w:val="19"/>
-              </w:rPr>
-              <w:t xml:space="preserve">$28.06</w:t>
+              <w:t>$25.14</w:t>
             </w:r>
           </w:p>
         </w:tc>
@@ -2899,12 +2755,7 @@
           </w:tcPr>
           <w:p>
             <w:r>
-              <w:rPr>
-                <w:color w:val="262626"/>
-                <w:sz w:val="19"/>
-                <w:szCs w:val="19"/>
-              </w:rPr>
-              <w:t xml:space="preserve">$43.05</w:t>
+              <w:t>$33.30</w:t>
             </w:r>
           </w:p>
         </w:tc>
@@ -2923,12 +2774,7 @@
           </w:tcPr>
           <w:p>
             <w:r>
-              <w:rPr>
-                <w:color w:val="262626"/>
-                <w:sz w:val="19"/>
-                <w:szCs w:val="19"/>
-              </w:rPr>
-              <w:t xml:space="preserve">Contribution margin %</w:t>
+              <w:t>Contribution margin %</w:t>
             </w:r>
           </w:p>
         </w:tc>
@@ -2945,12 +2791,7 @@
           </w:tcPr>
           <w:p>
             <w:r>
-              <w:rPr>
-                <w:color w:val="262626"/>
-                <w:sz w:val="19"/>
-                <w:szCs w:val="19"/>
-              </w:rPr>
-              <w:t xml:space="preserve">≈ 82%</w:t>
+              <w:t>≈ 77%</w:t>
             </w:r>
           </w:p>
         </w:tc>
@@ -2967,12 +2808,7 @@
           </w:tcPr>
           <w:p>
             <w:r>
-              <w:rPr>
-                <w:color w:val="262626"/>
-                <w:sz w:val="19"/>
-                <w:szCs w:val="19"/>
-              </w:rPr>
-              <w:t xml:space="preserve">≈ 80%</w:t>
+              <w:t>≈ 71%</w:t>
             </w:r>
           </w:p>
         </w:tc>
@@ -2989,28 +2825,23 @@
           </w:tcPr>
           <w:p>
             <w:r>
-              <w:rPr>
-                <w:color w:val="262626"/>
-                <w:sz w:val="19"/>
-                <w:szCs w:val="19"/>
-              </w:rPr>
-              <w:t xml:space="preserve">≈ 68%</w:t>
+              <w:t>≈ 52%</w:t>
             </w:r>
           </w:p>
         </w:tc>
       </w:tr>
     </w:tbl>
     <w:p>
+      <w:r>
+        <w:t>(Revised 2026-09-07 against real per-message LLM cost — Section 3.1 above. Previously, before any real traffic existed, this table used an assumed $0.00325/message and showed 82%/80%/68% margins.)</w:t>
+      </w:r>
+    </w:p>
+    <w:p>
       <w:pPr>
         <w:spacing w:after="160" w:line="276"/>
       </w:pPr>
       <w:r>
-        <w:rPr>
-          <w:color w:val="262626"/>
-          <w:sz w:val="21"/>
-          <w:szCs w:val="21"/>
-        </w:rPr>
-        <w:t xml:space="preserve">The Pro tier's margin percentage is lower mainly because it's the only tier carrying real, intentional Meta messaging fees (the proactive utility messages) — the underlying reply-agent economics are consistent across all three tiers.</w:t>
+        <w:t>The Pro tier's margin percentage is lower for two compounding reasons: it's the only tier carrying real, intentional Meta messaging fees (the proactive utility messages), and its 5,000-message cap means the same real per-message LLM cost increase above compounds the most there — the underlying reply-agent economics are consistent across all three tiers, but Pro's margin is now visibly thinner than Starter/Growth's, worth watching once real Pro-tier usage exists.</w:t>
       </w:r>
     </w:p>
     <w:p>
@@ -3179,12 +3010,7 @@
           </w:tcPr>
           <w:p>
             <w:r>
-              <w:rPr>
-                <w:color w:val="262626"/>
-                <w:sz w:val="19"/>
-                <w:szCs w:val="19"/>
-              </w:rPr>
-              <w:t xml:space="preserve">Starter</w:t>
+              <w:t>Starter</w:t>
             </w:r>
           </w:p>
         </w:tc>
@@ -3201,12 +3027,7 @@
           </w:tcPr>
           <w:p>
             <w:r>
-              <w:rPr>
-                <w:color w:val="262626"/>
-                <w:sz w:val="19"/>
-                <w:szCs w:val="19"/>
-              </w:rPr>
-              <w:t xml:space="preserve">60%</w:t>
+              <w:t>60%</w:t>
             </w:r>
           </w:p>
         </w:tc>
@@ -3223,12 +3044,7 @@
           </w:tcPr>
           <w:p>
             <w:r>
-              <w:rPr>
-                <w:color w:val="262626"/>
-                <w:sz w:val="19"/>
-                <w:szCs w:val="19"/>
-              </w:rPr>
-              <w:t xml:space="preserve">$11.58</w:t>
+              <w:t>$10.80</w:t>
             </w:r>
           </w:p>
         </w:tc>
@@ -3245,12 +3061,7 @@
           </w:tcPr>
           <w:p>
             <w:r>
-              <w:rPr>
-                <w:color w:val="262626"/>
-                <w:sz w:val="19"/>
-                <w:szCs w:val="19"/>
-              </w:rPr>
-              <w:t xml:space="preserve">$6.95</w:t>
+              <w:t>$6.48</w:t>
             </w:r>
           </w:p>
         </w:tc>
@@ -3269,12 +3080,7 @@
           </w:tcPr>
           <w:p>
             <w:r>
-              <w:rPr>
-                <w:color w:val="262626"/>
-                <w:sz w:val="19"/>
-                <w:szCs w:val="19"/>
-              </w:rPr>
-              <w:t xml:space="preserve">Growth</w:t>
+              <w:t>Growth</w:t>
             </w:r>
           </w:p>
         </w:tc>
@@ -3291,12 +3097,7 @@
           </w:tcPr>
           <w:p>
             <w:r>
-              <w:rPr>
-                <w:color w:val="262626"/>
-                <w:sz w:val="19"/>
-                <w:szCs w:val="19"/>
-              </w:rPr>
-              <w:t xml:space="preserve">30%</w:t>
+              <w:t>30%</w:t>
             </w:r>
           </w:p>
         </w:tc>
@@ -3313,12 +3114,7 @@
           </w:tcPr>
           <w:p>
             <w:r>
-              <w:rPr>
-                <w:color w:val="262626"/>
-                <w:sz w:val="19"/>
-                <w:szCs w:val="19"/>
-              </w:rPr>
-              <w:t xml:space="preserve">$28.06</w:t>
+              <w:t>$25.14</w:t>
             </w:r>
           </w:p>
         </w:tc>
@@ -3335,12 +3131,7 @@
           </w:tcPr>
           <w:p>
             <w:r>
-              <w:rPr>
-                <w:color w:val="262626"/>
-                <w:sz w:val="19"/>
-                <w:szCs w:val="19"/>
-              </w:rPr>
-              <w:t xml:space="preserve">$8.42</w:t>
+              <w:t>$7.54</w:t>
             </w:r>
           </w:p>
         </w:tc>
@@ -3359,12 +3150,7 @@
           </w:tcPr>
           <w:p>
             <w:r>
-              <w:rPr>
-                <w:color w:val="262626"/>
-                <w:sz w:val="19"/>
-                <w:szCs w:val="19"/>
-              </w:rPr>
-              <w:t xml:space="preserve">Pro</w:t>
+              <w:t>Pro</w:t>
             </w:r>
           </w:p>
         </w:tc>
@@ -3381,12 +3167,7 @@
           </w:tcPr>
           <w:p>
             <w:r>
-              <w:rPr>
-                <w:color w:val="262626"/>
-                <w:sz w:val="19"/>
-                <w:szCs w:val="19"/>
-              </w:rPr>
-              <w:t xml:space="preserve">10%</w:t>
+              <w:t>10%</w:t>
             </w:r>
           </w:p>
         </w:tc>
@@ -3403,12 +3184,7 @@
           </w:tcPr>
           <w:p>
             <w:r>
-              <w:rPr>
-                <w:color w:val="262626"/>
-                <w:sz w:val="19"/>
-                <w:szCs w:val="19"/>
-              </w:rPr>
-              <w:t xml:space="preserve">$43.05</w:t>
+              <w:t>$33.30</w:t>
             </w:r>
           </w:p>
         </w:tc>
@@ -3425,12 +3201,7 @@
           </w:tcPr>
           <w:p>
             <w:r>
-              <w:rPr>
-                <w:color w:val="262626"/>
-                <w:sz w:val="19"/>
-                <w:szCs w:val="19"/>
-              </w:rPr>
-              <w:t xml:space="preserve">$4.31</w:t>
+              <w:t>$3.33</w:t>
             </w:r>
           </w:p>
         </w:tc>
@@ -3449,12 +3220,7 @@
           </w:tcPr>
           <w:p>
             <w:r>
-              <w:rPr>
-                <w:color w:val="262626"/>
-                <w:sz w:val="19"/>
-                <w:szCs w:val="19"/>
-              </w:rPr>
-              <w:t xml:space="preserve">Blended average per customer</w:t>
+              <w:t>Blended average per customer</w:t>
             </w:r>
           </w:p>
         </w:tc>
@@ -3471,12 +3237,7 @@
           </w:tcPr>
           <w:p>
             <w:r>
-              <w:rPr>
-                <w:color w:val="262626"/>
-                <w:sz w:val="19"/>
-                <w:szCs w:val="19"/>
-              </w:rPr>
-              <w:t xml:space="preserve">—</w:t>
+              <w:t>—</w:t>
             </w:r>
           </w:p>
         </w:tc>
@@ -3493,12 +3254,7 @@
           </w:tcPr>
           <w:p>
             <w:r>
-              <w:rPr>
-                <w:color w:val="262626"/>
-                <w:sz w:val="19"/>
-                <w:szCs w:val="19"/>
-              </w:rPr>
-              <w:t xml:space="preserve">—</w:t>
+              <w:t>—</w:t>
             </w:r>
           </w:p>
         </w:tc>
@@ -3515,12 +3271,7 @@
           </w:tcPr>
           <w:p>
             <w:r>
-              <w:rPr>
-                <w:color w:val="262626"/>
-                <w:sz w:val="19"/>
-                <w:szCs w:val="19"/>
-              </w:rPr>
-              <w:t xml:space="preserve">≈ $19.68</w:t>
+              <w:t>≈ $17.35</w:t>
             </w:r>
           </w:p>
         </w:tc>
@@ -3553,44 +3304,18 @@
             </w:tcMar>
           </w:tcPr>
           <w:p>
-            <w:pPr>
-              <w:spacing w:after="80"/>
-            </w:pPr>
-            <w:r>
-              <w:rPr>
-                <w:b/>
-                <w:bCs/>
-                <w:color w:val="1F3864"/>
-                <w:sz w:val="21"/>
-                <w:szCs w:val="21"/>
-              </w:rPr>
-              <w:t xml:space="preserve">Break-even point</w:t>
-            </w:r>
-          </w:p>
-          <w:p>
-            <w:pPr>
-              <w:spacing w:after="60"/>
-            </w:pPr>
-            <w:r>
-              <w:rPr>
-                <w:color w:val="262626"/>
-                <w:sz w:val="21"/>
-                <w:szCs w:val="21"/>
-              </w:rPr>
-              <w:t xml:space="preserve">$220 fixed cost ÷ ≈ $20 blended contribution margin per customer ≈ 12 paying customers to cover the fixed platform cost.</w:t>
-            </w:r>
-          </w:p>
-          <w:p>
-            <w:pPr>
-              <w:spacing w:after="60"/>
-            </w:pPr>
-            <w:r>
-              <w:rPr>
-                <w:color w:val="262626"/>
-                <w:sz w:val="21"/>
-                <w:szCs w:val="21"/>
-              </w:rPr>
-              <w:t xml:space="preserve">Doc 1's own pilot target (15–25 paying customers, Section 5) would already put the business past break-even on infrastructure — everything beyond that is close to pure contribution margin, since the cost base barely grows with each additional customer.</w:t>
+            <w:r>
+              <w:t>Break-even point</w:t>
+            </w:r>
+          </w:p>
+          <w:p>
+            <w:r>
+              <w:t>$220 fixed cost ÷ ≈ $17.35 blended contribution margin per customer ≈ 13 paying customers to cover the fixed platform cost (12 customers' contribution, $208.20, doesn't quite cover the $220 fixed baseline; 13 does — revised from the previous ≈12-customer estimate now that Section 4's margins reflect real per-message LLM cost).</w:t>
+            </w:r>
+          </w:p>
+          <w:p>
+            <w:r>
+              <w:t>Doc 1's own pilot target (15–25 paying customers, Section 5) would still put the business past break-even on infrastructure — everything beyond that is close to pure contribution margin, since the cost base barely grows with each additional customer.</w:t>
             </w:r>
           </w:p>
         </w:tc>
@@ -4006,6 +3731,38 @@
           </w:p>
         </w:tc>
       </w:tr>
+      <w:tr>
+        <w:tc>
+          <w:tcPr>
+            <w:tcW w:type="dxa" w:w="3160"/>
+          </w:tcPr>
+          <w:p>
+            <w:r>
+              <w:t>The Google Maps cost line (Section 3.5) is priced ($0.01/call, confirmed live) but not yet volume-modeled into Section 4.</w:t>
+            </w:r>
+          </w:p>
+        </w:tc>
+        <w:tc>
+          <w:tcPr>
+            <w:tcW w:type="dxa" w:w="2900"/>
+          </w:tcPr>
+          <w:p>
+            <w:r>
+              <w:t>Section 4's margins do not yet reflect this cost — they'll compress somewhat once real order-volume data lets it be added.</w:t>
+            </w:r>
+          </w:p>
+        </w:tc>
+        <w:tc>
+          <w:tcPr>
+            <w:tcW w:type="dxa" w:w="3300"/>
+          </w:tcPr>
+          <w:p>
+            <w:r>
+              <w:t>Gather real order-placement call-volume data, then re-run Section 4 with the new line before changing any tier price or cap.</w:t>
+            </w:r>
+          </w:p>
+        </w:tc>
+      </w:tr>
     </w:tbl>
     <w:p>
       <w:pPr>
@@ -4121,22 +3878,7 @@
         <w:spacing w:after="90" w:line="270"/>
       </w:pPr>
       <w:r>
-        <w:rPr>
-          <w:b/>
-          <w:bCs/>
-          <w:color w:val="262626"/>
-          <w:sz w:val="21"/>
-          <w:szCs w:val="21"/>
-        </w:rPr>
-        <w:t xml:space="preserve">It is genuinely profitable, not a loss-leader. </w:t>
-      </w:r>
-      <w:r>
-        <w:rPr>
-          <w:color w:val="262626"/>
-          <w:sz w:val="21"/>
-          <w:szCs w:val="21"/>
-        </w:rPr>
-        <w:t xml:space="preserve">Section 4 shows an ≈82% contribution margin on the Starter tier even at full cap usage. That's only possible because, for this specific use case, the two cost lines that usually make cheap AI products unprofitable — expensive per-message platform fees and expensive frontier-model calls — are both structurally small here: Meta's core messaging is free by design (Section 3.2) and a classification/self-check pipeline lets most turns run on the cheap model (Section 3.1).</w:t>
+        <w:t>It is genuinely profitable, not a loss-leader. Section 4 shows an ≈77% contribution margin on the Starter tier even at full cap usage, using real per-message LLM cost. That's only possible because, for this specific use case, the two cost lines that usually make cheap AI products unprofitable — expensive per-message platform fees and expensive frontier-model calls — are both structurally small here: Meta's core messaging is free by design (Section 3.2) and a classification/self-check pipeline lets most turns run on the cheap model (Section 3.1).</w:t>
       </w:r>
     </w:p>
     <w:p>
